--- a/docs/글로케어_유학센터_담당자_가이드.docx
+++ b/docs/글로케어_유학센터_담당자_가이드.docx
@@ -2754,7 +2754,7 @@
                 <w:sz w:val="19"/>
                 <w:szCs w:val="19"/>
               </w:rPr>
-              <w:t xml:space="preserve">같은 서류를 여러 번 올리지 마세요</w:t>
+              <w:t xml:space="preserve">같은 서류는 1번만 올리면 됩니다</w:t>
             </w:r>
           </w:p>
           <w:p>
@@ -2827,7 +2827,7 @@
                 <w:sz w:val="19"/>
                 <w:szCs w:val="19"/>
               </w:rPr>
-              <w:t xml:space="preserve">업로드하면 AI가 정보를 자동으로 채워줍니다</w:t>
+              <w:t xml:space="preserve">미리 발급 받은 서류가 있다면 올려주세요. 없다면 넘어가도 됩니다.</w:t>
             </w:r>
           </w:p>
           <w:p>
@@ -2840,7 +2840,7 @@
                 <w:sz w:val="19"/>
                 <w:szCs w:val="19"/>
               </w:rPr>
-              <w:t xml:space="preserve">서류를 올리면 AI가 내용을 읽어 다음 단계인 '정보 입력'의 항목을 미리 채워줍니다. 담당자는 값이 맞는지 확인만 하면 됩니다.</w:t>
+              <w:t xml:space="preserve">업로드한 서류에서 AI가 값을 추출해 정보를 자동으로 채워줍니다.</w:t>
             </w:r>
           </w:p>
         </w:tc>
@@ -3085,7 +3085,7 @@
           <w:sz w:val="22"/>
           <w:szCs w:val="22"/>
         </w:rPr>
-        <w:t xml:space="preserve">4.4.1 입력값과 최종값 — 베트남어 자동 번역</w:t>
+        <w:t xml:space="preserve">4.4.1 번역 — [KR 번역] / [EN 번역] 버튼</w:t>
       </w:r>
     </w:p>
     <w:p>
@@ -3098,7 +3098,7 @@
           <w:sz w:val="20"/>
           <w:szCs w:val="20"/>
         </w:rPr>
-        <w:t xml:space="preserve">각 항목은 칸이 두 개입니다. 베트남어로 입력하면 시스템이 자동으로 번역해 서류에 들어갈 최종값을 만들어 줍니다.</w:t>
+        <w:t xml:space="preserve">베트남어로 입력한 값을 한국어나 영문 표기로 바꿀 때 사용합니다. 입력칸 오른쪽의 버튼으로 처리되며, 칸의 값이 번역 결과로 바로 교체됩니다.</w:t>
       </w:r>
     </w:p>
     <w:p>
@@ -3109,7 +3109,7 @@
       <w:r>
         <w:drawing>
           <wp:inline distT="0" distB="0" distL="0" distR="0">
-            <wp:extent cx="6743700" cy="2971800"/>
+            <wp:extent cx="6743700" cy="3400425"/>
             <wp:effectExtent t="0" r="0" b="0" l="0"/>
             <wp:docPr id="1" name="" descr="" title=""/>
             <wp:cNvGraphicFramePr>
@@ -3134,7 +3134,7 @@
                   <pic:spPr bwMode="auto">
                     <a:xfrm>
                       <a:off x="0" y="0"/>
-                      <a:ext cx="6743700" cy="2971800"/>
+                      <a:ext cx="6743700" cy="3400425"/>
                     </a:xfrm>
                     <a:prstGeom prst="rect">
                       <a:avLst/>
@@ -3159,7 +3159,79 @@
           <w:sz w:val="17"/>
           <w:szCs w:val="17"/>
         </w:rPr>
-        <w:t xml:space="preserve">▲ 입력값(원문)과 최종값(서류에 사용) — 두 칸 구조</w:t>
+        <w:t xml:space="preserve">▲ 입력칸 오른쪽의 [KR 번역] · [EN 번역] 버튼</w:t>
+      </w:r>
+    </w:p>
+    <w:p>
+      <w:pPr>
+        <w:pStyle w:val="ListParagraph"/>
+        <w:numPr>
+          <w:ilvl w:val="0"/>
+          <w:numId w:val="5"/>
+        </w:numPr>
+        <w:spacing w:after="40" w:before="40" w:line="300"/>
+      </w:pPr>
+      <w:r>
+        <w:rPr>
+          <w:rFonts w:ascii="맑은 고딕" w:cs="맑은 고딕" w:eastAsia="맑은 고딕" w:hAnsi="맑은 고딕"/>
+          <w:sz w:val="20"/>
+          <w:szCs w:val="20"/>
+        </w:rPr>
+        <w:t xml:space="preserve">입력칸에 값을 입력합니다. (베트남어·영어·한국어 모두 가능)</w:t>
+      </w:r>
+    </w:p>
+    <w:p>
+      <w:pPr>
+        <w:pStyle w:val="ListParagraph"/>
+        <w:numPr>
+          <w:ilvl w:val="0"/>
+          <w:numId w:val="5"/>
+        </w:numPr>
+        <w:spacing w:after="40" w:before="40" w:line="300"/>
+      </w:pPr>
+      <w:r>
+        <w:rPr>
+          <w:rFonts w:ascii="맑은 고딕" w:cs="맑은 고딕" w:eastAsia="맑은 고딕" w:hAnsi="맑은 고딕"/>
+          <w:sz w:val="20"/>
+          <w:szCs w:val="20"/>
+        </w:rPr>
+        <w:t xml:space="preserve">한국어가 필요한 칸이면 [KR 번역], 영문 표기가 필요한 칸이면 [EN 번역]을 누릅니다.</w:t>
+      </w:r>
+    </w:p>
+    <w:p>
+      <w:pPr>
+        <w:pStyle w:val="ListParagraph"/>
+        <w:numPr>
+          <w:ilvl w:val="0"/>
+          <w:numId w:val="5"/>
+        </w:numPr>
+        <w:spacing w:after="40" w:before="40" w:line="300"/>
+      </w:pPr>
+      <w:r>
+        <w:rPr>
+          <w:rFonts w:ascii="맑은 고딕" w:cs="맑은 고딕" w:eastAsia="맑은 고딕" w:hAnsi="맑은 고딕"/>
+          <w:sz w:val="20"/>
+          <w:szCs w:val="20"/>
+        </w:rPr>
+        <w:t xml:space="preserve">칸의 값이 번역 결과로 바뀌고, 아래에 번역 전 값이 작게 표시됩니다.</w:t>
+      </w:r>
+    </w:p>
+    <w:p>
+      <w:pPr>
+        <w:pStyle w:val="ListParagraph"/>
+        <w:numPr>
+          <w:ilvl w:val="0"/>
+          <w:numId w:val="5"/>
+        </w:numPr>
+        <w:spacing w:after="40" w:before="40" w:line="300"/>
+      </w:pPr>
+      <w:r>
+        <w:rPr>
+          <w:rFonts w:ascii="맑은 고딕" w:cs="맑은 고딕" w:eastAsia="맑은 고딕" w:hAnsi="맑은 고딕"/>
+          <w:sz w:val="20"/>
+          <w:szCs w:val="20"/>
+        </w:rPr>
+        <w:t xml:space="preserve">마음에 들지 않으면 [되돌리기]로 원래 값으로 돌아갑니다.</w:t>
       </w:r>
     </w:p>
     <w:tbl>
@@ -3176,9 +3248,9 @@
         <w:tblLayout w:type="fixed"/>
       </w:tblPr>
       <w:tblGrid>
-        <w:gridCol w:w="2338"/>
-        <w:gridCol w:w="3188"/>
-        <w:gridCol w:w="5100"/>
+        <w:gridCol w:w="1913"/>
+        <w:gridCol w:w="3825"/>
+        <w:gridCol w:w="4888"/>
       </w:tblGrid>
       <w:tr>
         <w:trPr>
@@ -3186,7 +3258,7 @@
         </w:trPr>
         <w:tc>
           <w:tcPr>
-            <w:tcW w:type="dxa" w:w="2338"/>
+            <w:tcW w:type="dxa" w:w="1913"/>
             <w:shd w:fill="EEF2F7" w:val="clear"/>
             <w:tcMar>
               <w:top w:type="dxa" w:w="80"/>
@@ -3207,13 +3279,13 @@
                 <w:sz w:val="19"/>
                 <w:szCs w:val="19"/>
               </w:rPr>
-              <w:t xml:space="preserve">칸</w:t>
-            </w:r>
-          </w:p>
-        </w:tc>
-        <w:tc>
-          <w:tcPr>
-            <w:tcW w:type="dxa" w:w="3188"/>
+              <w:t xml:space="preserve">버튼</w:t>
+            </w:r>
+          </w:p>
+        </w:tc>
+        <w:tc>
+          <w:tcPr>
+            <w:tcW w:type="dxa" w:w="3825"/>
             <w:shd w:fill="EEF2F7" w:val="clear"/>
             <w:tcMar>
               <w:top w:type="dxa" w:w="80"/>
@@ -3234,13 +3306,13 @@
                 <w:sz w:val="19"/>
                 <w:szCs w:val="19"/>
               </w:rPr>
-              <w:t xml:space="preserve">베트남어 표시</w:t>
-            </w:r>
-          </w:p>
-        </w:tc>
-        <w:tc>
-          <w:tcPr>
-            <w:tcW w:type="dxa" w:w="5100"/>
+              <w:t xml:space="preserve">용도</w:t>
+            </w:r>
+          </w:p>
+        </w:tc>
+        <w:tc>
+          <w:tcPr>
+            <w:tcW w:type="dxa" w:w="4888"/>
             <w:shd w:fill="EEF2F7" w:val="clear"/>
             <w:tcMar>
               <w:top w:type="dxa" w:w="80"/>
@@ -3261,7 +3333,7 @@
                 <w:sz w:val="19"/>
                 <w:szCs w:val="19"/>
               </w:rPr>
-              <w:t xml:space="preserve">설명</w:t>
+              <w:t xml:space="preserve">예시</w:t>
             </w:r>
           </w:p>
         </w:tc>
@@ -3269,73 +3341,73 @@
       <w:tr>
         <w:tc>
           <w:tcPr>
-            <w:tcW w:type="dxa" w:w="2338"/>
-            <w:tcMar>
-              <w:top w:type="dxa" w:w="80"/>
-              <w:left w:type="dxa" w:w="120"/>
-              <w:bottom w:type="dxa" w:w="80"/>
-              <w:right w:type="dxa" w:w="120"/>
-            </w:tcMar>
-          </w:tcPr>
-          <w:p>
-            <w:pPr>
-              <w:spacing w:line="260"/>
-            </w:pPr>
-            <w:r>
-              <w:rPr>
-                <w:rFonts w:ascii="맑은 고딕" w:cs="맑은 고딕" w:eastAsia="맑은 고딕" w:hAnsi="맑은 고딕"/>
-                <w:sz w:val="19"/>
-                <w:szCs w:val="19"/>
-              </w:rPr>
-              <w:t xml:space="preserve">입력값 (원문)</w:t>
-            </w:r>
-          </w:p>
-        </w:tc>
-        <w:tc>
-          <w:tcPr>
-            <w:tcW w:type="dxa" w:w="3188"/>
-            <w:tcMar>
-              <w:top w:type="dxa" w:w="80"/>
-              <w:left w:type="dxa" w:w="120"/>
-              <w:bottom w:type="dxa" w:w="80"/>
-              <w:right w:type="dxa" w:w="120"/>
-            </w:tcMar>
-          </w:tcPr>
-          <w:p>
-            <w:pPr>
-              <w:spacing w:line="260"/>
-            </w:pPr>
-            <w:r>
-              <w:rPr>
-                <w:rFonts w:ascii="맑은 고딕" w:cs="맑은 고딕" w:eastAsia="맑은 고딕" w:hAnsi="맑은 고딕"/>
-                <w:sz w:val="19"/>
-                <w:szCs w:val="19"/>
-              </w:rPr>
-              <w:t xml:space="preserve">Giá trị nhập (gốc)</w:t>
-            </w:r>
-          </w:p>
-        </w:tc>
-        <w:tc>
-          <w:tcPr>
-            <w:tcW w:type="dxa" w:w="5100"/>
-            <w:tcMar>
-              <w:top w:type="dxa" w:w="80"/>
-              <w:left w:type="dxa" w:w="120"/>
-              <w:bottom w:type="dxa" w:w="80"/>
-              <w:right w:type="dxa" w:w="120"/>
-            </w:tcMar>
-          </w:tcPr>
-          <w:p>
-            <w:pPr>
-              <w:spacing w:line="260"/>
-            </w:pPr>
-            <w:r>
-              <w:rPr>
-                <w:rFonts w:ascii="맑은 고딕" w:cs="맑은 고딕" w:eastAsia="맑은 고딕" w:hAnsi="맑은 고딕"/>
-                <w:sz w:val="19"/>
-                <w:szCs w:val="19"/>
-              </w:rPr>
-              <w:t xml:space="preserve">담당자가 입력한 그대로. 베트남어로 입력해도 됩니다.</w:t>
+            <w:tcW w:type="dxa" w:w="1913"/>
+            <w:tcMar>
+              <w:top w:type="dxa" w:w="80"/>
+              <w:left w:type="dxa" w:w="120"/>
+              <w:bottom w:type="dxa" w:w="80"/>
+              <w:right w:type="dxa" w:w="120"/>
+            </w:tcMar>
+          </w:tcPr>
+          <w:p>
+            <w:pPr>
+              <w:spacing w:line="260"/>
+            </w:pPr>
+            <w:r>
+              <w:rPr>
+                <w:rFonts w:ascii="맑은 고딕" w:cs="맑은 고딕" w:eastAsia="맑은 고딕" w:hAnsi="맑은 고딕"/>
+                <w:sz w:val="19"/>
+                <w:szCs w:val="19"/>
+              </w:rPr>
+              <w:t xml:space="preserve">KR 번역</w:t>
+            </w:r>
+          </w:p>
+        </w:tc>
+        <w:tc>
+          <w:tcPr>
+            <w:tcW w:type="dxa" w:w="3825"/>
+            <w:tcMar>
+              <w:top w:type="dxa" w:w="80"/>
+              <w:left w:type="dxa" w:w="120"/>
+              <w:bottom w:type="dxa" w:w="80"/>
+              <w:right w:type="dxa" w:w="120"/>
+            </w:tcMar>
+          </w:tcPr>
+          <w:p>
+            <w:pPr>
+              <w:spacing w:line="260"/>
+            </w:pPr>
+            <w:r>
+              <w:rPr>
+                <w:rFonts w:ascii="맑은 고딕" w:cs="맑은 고딕" w:eastAsia="맑은 고딕" w:hAnsi="맑은 고딕"/>
+                <w:sz w:val="19"/>
+                <w:szCs w:val="19"/>
+              </w:rPr>
+              <w:t xml:space="preserve">한국어가 들어가야 하는 칸 (관계·직업·한국식 이름 등)</w:t>
+            </w:r>
+          </w:p>
+        </w:tc>
+        <w:tc>
+          <w:tcPr>
+            <w:tcW w:type="dxa" w:w="4888"/>
+            <w:tcMar>
+              <w:top w:type="dxa" w:w="80"/>
+              <w:left w:type="dxa" w:w="120"/>
+              <w:bottom w:type="dxa" w:w="80"/>
+              <w:right w:type="dxa" w:w="120"/>
+            </w:tcMar>
+          </w:tcPr>
+          <w:p>
+            <w:pPr>
+              <w:spacing w:line="260"/>
+            </w:pPr>
+            <w:r>
+              <w:rPr>
+                <w:rFonts w:ascii="맑은 고딕" w:cs="맑은 고딕" w:eastAsia="맑은 고딕" w:hAnsi="맑은 고딕"/>
+                <w:sz w:val="19"/>
+                <w:szCs w:val="19"/>
+              </w:rPr>
+              <w:t xml:space="preserve">father → 아버지 / nông dân → 농부 / Nguyễn Văn A → 응우옌 반 아</w:t>
             </w:r>
           </w:p>
         </w:tc>
@@ -3343,73 +3415,73 @@
       <w:tr>
         <w:tc>
           <w:tcPr>
-            <w:tcW w:type="dxa" w:w="2338"/>
-            <w:tcMar>
-              <w:top w:type="dxa" w:w="80"/>
-              <w:left w:type="dxa" w:w="120"/>
-              <w:bottom w:type="dxa" w:w="80"/>
-              <w:right w:type="dxa" w:w="120"/>
-            </w:tcMar>
-          </w:tcPr>
-          <w:p>
-            <w:pPr>
-              <w:spacing w:line="260"/>
-            </w:pPr>
-            <w:r>
-              <w:rPr>
-                <w:rFonts w:ascii="맑은 고딕" w:cs="맑은 고딕" w:eastAsia="맑은 고딕" w:hAnsi="맑은 고딕"/>
-                <w:sz w:val="19"/>
-                <w:szCs w:val="19"/>
-              </w:rPr>
-              <w:t xml:space="preserve">최종값 (서류용)</w:t>
-            </w:r>
-          </w:p>
-        </w:tc>
-        <w:tc>
-          <w:tcPr>
-            <w:tcW w:type="dxa" w:w="3188"/>
-            <w:tcMar>
-              <w:top w:type="dxa" w:w="80"/>
-              <w:left w:type="dxa" w:w="120"/>
-              <w:bottom w:type="dxa" w:w="80"/>
-              <w:right w:type="dxa" w:w="120"/>
-            </w:tcMar>
-          </w:tcPr>
-          <w:p>
-            <w:pPr>
-              <w:spacing w:line="260"/>
-            </w:pPr>
-            <w:r>
-              <w:rPr>
-                <w:rFonts w:ascii="맑은 고딕" w:cs="맑은 고딕" w:eastAsia="맑은 고딕" w:hAnsi="맑은 고딕"/>
-                <w:sz w:val="19"/>
-                <w:szCs w:val="19"/>
-              </w:rPr>
-              <w:t xml:space="preserve">Giá trị cuối (dùng cho hồ sơ)</w:t>
-            </w:r>
-          </w:p>
-        </w:tc>
-        <w:tc>
-          <w:tcPr>
-            <w:tcW w:type="dxa" w:w="5100"/>
-            <w:tcMar>
-              <w:top w:type="dxa" w:w="80"/>
-              <w:left w:type="dxa" w:w="120"/>
-              <w:bottom w:type="dxa" w:w="80"/>
-              <w:right w:type="dxa" w:w="120"/>
-            </w:tcMar>
-          </w:tcPr>
-          <w:p>
-            <w:pPr>
-              <w:spacing w:line="260"/>
-            </w:pPr>
-            <w:r>
-              <w:rPr>
-                <w:rFonts w:ascii="맑은 고딕" w:cs="맑은 고딕" w:eastAsia="맑은 고딕" w:hAnsi="맑은 고딕"/>
-                <w:sz w:val="19"/>
-                <w:szCs w:val="19"/>
-              </w:rPr>
-              <w:t xml:space="preserve">실제 서류에 들어가는 값. 자동 번역 결과이며 직접 고칠 수 있습니다.</w:t>
+            <w:tcW w:type="dxa" w:w="1913"/>
+            <w:tcMar>
+              <w:top w:type="dxa" w:w="80"/>
+              <w:left w:type="dxa" w:w="120"/>
+              <w:bottom w:type="dxa" w:w="80"/>
+              <w:right w:type="dxa" w:w="120"/>
+            </w:tcMar>
+          </w:tcPr>
+          <w:p>
+            <w:pPr>
+              <w:spacing w:line="260"/>
+            </w:pPr>
+            <w:r>
+              <w:rPr>
+                <w:rFonts w:ascii="맑은 고딕" w:cs="맑은 고딕" w:eastAsia="맑은 고딕" w:hAnsi="맑은 고딕"/>
+                <w:sz w:val="19"/>
+                <w:szCs w:val="19"/>
+              </w:rPr>
+              <w:t xml:space="preserve">EN 번역</w:t>
+            </w:r>
+          </w:p>
+        </w:tc>
+        <w:tc>
+          <w:tcPr>
+            <w:tcW w:type="dxa" w:w="3825"/>
+            <w:tcMar>
+              <w:top w:type="dxa" w:w="80"/>
+              <w:left w:type="dxa" w:w="120"/>
+              <w:bottom w:type="dxa" w:w="80"/>
+              <w:right w:type="dxa" w:w="120"/>
+            </w:tcMar>
+          </w:tcPr>
+          <w:p>
+            <w:pPr>
+              <w:spacing w:line="260"/>
+            </w:pPr>
+            <w:r>
+              <w:rPr>
+                <w:rFonts w:ascii="맑은 고딕" w:cs="맑은 고딕" w:eastAsia="맑은 고딕" w:hAnsi="맑은 고딕"/>
+                <w:sz w:val="19"/>
+                <w:szCs w:val="19"/>
+              </w:rPr>
+              <w:t xml:space="preserve">영문 표기가 필요한 칸 (학교·기관명, 영문 이름·주소)</w:t>
+            </w:r>
+          </w:p>
+        </w:tc>
+        <w:tc>
+          <w:tcPr>
+            <w:tcW w:type="dxa" w:w="4888"/>
+            <w:tcMar>
+              <w:top w:type="dxa" w:w="80"/>
+              <w:left w:type="dxa" w:w="120"/>
+              <w:bottom w:type="dxa" w:w="80"/>
+              <w:right w:type="dxa" w:w="120"/>
+            </w:tcMar>
+          </w:tcPr>
+          <w:p>
+            <w:pPr>
+              <w:spacing w:line="260"/>
+            </w:pPr>
+            <w:r>
+              <w:rPr>
+                <w:rFonts w:ascii="맑은 고딕" w:cs="맑은 고딕" w:eastAsia="맑은 고딕" w:hAnsi="맑은 고딕"/>
+                <w:sz w:val="19"/>
+                <w:szCs w:val="19"/>
+              </w:rPr>
+              <w:t xml:space="preserve">Trường THPT Chuyên Hà Nội → Hanoi High School for the Gifted</w:t>
             </w:r>
           </w:p>
         </w:tc>
@@ -3417,73 +3489,73 @@
       <w:tr>
         <w:tc>
           <w:tcPr>
-            <w:tcW w:type="dxa" w:w="2338"/>
-            <w:tcMar>
-              <w:top w:type="dxa" w:w="80"/>
-              <w:left w:type="dxa" w:w="120"/>
-              <w:bottom w:type="dxa" w:w="80"/>
-              <w:right w:type="dxa" w:w="120"/>
-            </w:tcMar>
-          </w:tcPr>
-          <w:p>
-            <w:pPr>
-              <w:spacing w:line="260"/>
-            </w:pPr>
-            <w:r>
-              <w:rPr>
-                <w:rFonts w:ascii="맑은 고딕" w:cs="맑은 고딕" w:eastAsia="맑은 고딕" w:hAnsi="맑은 고딕"/>
-                <w:sz w:val="19"/>
-                <w:szCs w:val="19"/>
-              </w:rPr>
-              <w:t xml:space="preserve">재번역</w:t>
-            </w:r>
-          </w:p>
-        </w:tc>
-        <w:tc>
-          <w:tcPr>
-            <w:tcW w:type="dxa" w:w="3188"/>
-            <w:tcMar>
-              <w:top w:type="dxa" w:w="80"/>
-              <w:left w:type="dxa" w:w="120"/>
-              <w:bottom w:type="dxa" w:w="80"/>
-              <w:right w:type="dxa" w:w="120"/>
-            </w:tcMar>
-          </w:tcPr>
-          <w:p>
-            <w:pPr>
-              <w:spacing w:line="260"/>
-            </w:pPr>
-            <w:r>
-              <w:rPr>
-                <w:rFonts w:ascii="맑은 고딕" w:cs="맑은 고딕" w:eastAsia="맑은 고딕" w:hAnsi="맑은 고딕"/>
-                <w:sz w:val="19"/>
-                <w:szCs w:val="19"/>
-              </w:rPr>
-              <w:t xml:space="preserve">↻ Dịch lại</w:t>
-            </w:r>
-          </w:p>
-        </w:tc>
-        <w:tc>
-          <w:tcPr>
-            <w:tcW w:type="dxa" w:w="5100"/>
-            <w:tcMar>
-              <w:top w:type="dxa" w:w="80"/>
-              <w:left w:type="dxa" w:w="120"/>
-              <w:bottom w:type="dxa" w:w="80"/>
-              <w:right w:type="dxa" w:w="120"/>
-            </w:tcMar>
-          </w:tcPr>
-          <w:p>
-            <w:pPr>
-              <w:spacing w:line="260"/>
-            </w:pPr>
-            <w:r>
-              <w:rPr>
-                <w:rFonts w:ascii="맑은 고딕" w:cs="맑은 고딕" w:eastAsia="맑은 고딕" w:hAnsi="맑은 고딕"/>
-                <w:sz w:val="19"/>
-                <w:szCs w:val="19"/>
-              </w:rPr>
-              <w:t xml:space="preserve">입력값을 기준으로 번역을 다시 실행합니다.</w:t>
+            <w:tcW w:type="dxa" w:w="1913"/>
+            <w:tcMar>
+              <w:top w:type="dxa" w:w="80"/>
+              <w:left w:type="dxa" w:w="120"/>
+              <w:bottom w:type="dxa" w:w="80"/>
+              <w:right w:type="dxa" w:w="120"/>
+            </w:tcMar>
+          </w:tcPr>
+          <w:p>
+            <w:pPr>
+              <w:spacing w:line="260"/>
+            </w:pPr>
+            <w:r>
+              <w:rPr>
+                <w:rFonts w:ascii="맑은 고딕" w:cs="맑은 고딕" w:eastAsia="맑은 고딕" w:hAnsi="맑은 고딕"/>
+                <w:sz w:val="19"/>
+                <w:szCs w:val="19"/>
+              </w:rPr>
+              <w:t xml:space="preserve">되돌리기</w:t>
+            </w:r>
+          </w:p>
+        </w:tc>
+        <w:tc>
+          <w:tcPr>
+            <w:tcW w:type="dxa" w:w="3825"/>
+            <w:tcMar>
+              <w:top w:type="dxa" w:w="80"/>
+              <w:left w:type="dxa" w:w="120"/>
+              <w:bottom w:type="dxa" w:w="80"/>
+              <w:right w:type="dxa" w:w="120"/>
+            </w:tcMar>
+          </w:tcPr>
+          <w:p>
+            <w:pPr>
+              <w:spacing w:line="260"/>
+            </w:pPr>
+            <w:r>
+              <w:rPr>
+                <w:rFonts w:ascii="맑은 고딕" w:cs="맑은 고딕" w:eastAsia="맑은 고딕" w:hAnsi="맑은 고딕"/>
+                <w:sz w:val="19"/>
+                <w:szCs w:val="19"/>
+              </w:rPr>
+              <w:t xml:space="preserve">번역 전 원래 입력값으로 복구</w:t>
+            </w:r>
+          </w:p>
+        </w:tc>
+        <w:tc>
+          <w:tcPr>
+            <w:tcW w:type="dxa" w:w="4888"/>
+            <w:tcMar>
+              <w:top w:type="dxa" w:w="80"/>
+              <w:left w:type="dxa" w:w="120"/>
+              <w:bottom w:type="dxa" w:w="80"/>
+              <w:right w:type="dxa" w:w="120"/>
+            </w:tcMar>
+          </w:tcPr>
+          <w:p>
+            <w:pPr>
+              <w:spacing w:line="260"/>
+            </w:pPr>
+            <w:r>
+              <w:rPr>
+                <w:rFonts w:ascii="맑은 고딕" w:cs="맑은 고딕" w:eastAsia="맑은 고딕" w:hAnsi="맑은 고딕"/>
+                <w:sz w:val="19"/>
+                <w:szCs w:val="19"/>
+              </w:rPr>
+              <w:t xml:space="preserve">번역한 뒤에만 나타납니다</w:t>
             </w:r>
           </w:p>
         </w:tc>
@@ -3530,7 +3602,7 @@
                 <w:sz w:val="19"/>
                 <w:szCs w:val="19"/>
               </w:rPr>
-              <w:t xml:space="preserve">번역 규칙</w:t>
+              <w:t xml:space="preserve">칸의 성격에 맞는 버튼을 고르세요</w:t>
             </w:r>
           </w:p>
           <w:p>
@@ -3543,7 +3615,7 @@
                 <w:sz w:val="19"/>
                 <w:szCs w:val="19"/>
               </w:rPr>
-              <w:t xml:space="preserve">· 학교·기관·지명 등 고유명사 → 영어로 (예: Trường THPT Chuyên Hà Nội → Hanoi High School for the Gifted)</w:t>
+              <w:t xml:space="preserve">· '한국식 이름', '아버지 직업'처럼 한국어가 들어가야 하는 칸 → [KR 번역]</w:t>
             </w:r>
           </w:p>
           <w:p>
@@ -3556,7 +3628,7 @@
                 <w:sz w:val="19"/>
                 <w:szCs w:val="19"/>
               </w:rPr>
-              <w:t xml:space="preserve">· 관계·직업 등 일반 단어 → 한국어로 (예: nông dân → 농부, kinh doanh → 사업가)</w:t>
+              <w:t xml:space="preserve">· '출신 고등학교', '영문 이름'처럼 영문이 들어가야 하는 칸 → [EN 번역]</w:t>
             </w:r>
           </w:p>
           <w:p>
@@ -3569,7 +3641,80 @@
                 <w:sz w:val="19"/>
                 <w:szCs w:val="19"/>
               </w:rPr>
-              <w:t xml:space="preserve">· 최종값이 어색하면 직접 수정하세요. 서류에는 '최종값'만 들어갑니다.</w:t>
+              <w:t xml:space="preserve">· 한 번 번역한 뒤 다른 언어 버튼을 눌러 바꿀 수도 있고, [되돌리기]로 처음 입력값으로 돌아갈 수도 있습니다.</w:t>
+            </w:r>
+          </w:p>
+        </w:tc>
+      </w:tr>
+    </w:tbl>
+    <w:tbl>
+      <w:tblPr>
+        <w:tblW w:type="dxa" w:w="10626"/>
+        <w:tblBorders>
+          <w:top w:val="single" w:color="B45309" w:sz="6"/>
+          <w:left w:val="single" w:color="B45309" w:sz="18"/>
+          <w:bottom w:val="single" w:color="B45309" w:sz="6"/>
+          <w:right w:val="single" w:color="B45309" w:sz="6"/>
+          <w:insideH w:val="none"/>
+          <w:insideV w:val="none"/>
+        </w:tblBorders>
+        <w:tblLayout w:type="fixed"/>
+      </w:tblPr>
+      <w:tblGrid>
+        <w:gridCol w:w="10626"/>
+      </w:tblGrid>
+      <w:tr>
+        <w:tc>
+          <w:tcPr>
+            <w:tcW w:type="dxa" w:w="10626"/>
+            <w:shd w:fill="F8FAFC" w:val="clear"/>
+            <w:tcMar>
+              <w:top w:type="dxa" w:w="120"/>
+              <w:left w:type="dxa" w:w="160"/>
+              <w:bottom w:type="dxa" w:w="120"/>
+              <w:right w:type="dxa" w:w="160"/>
+            </w:tcMar>
+          </w:tcPr>
+          <w:p>
+            <w:pPr>
+              <w:spacing w:after="40"/>
+            </w:pPr>
+            <w:r>
+              <w:rPr>
+                <w:rFonts w:ascii="맑은 고딕" w:cs="맑은 고딕" w:eastAsia="맑은 고딕" w:hAnsi="맑은 고딕"/>
+                <w:b/>
+                <w:bCs/>
+                <w:color w:val="B45309"/>
+                <w:sz w:val="19"/>
+                <w:szCs w:val="19"/>
+              </w:rPr>
+              <w:t xml:space="preserve">번역한 값은 반드시 확인하세요</w:t>
+            </w:r>
+          </w:p>
+          <w:p>
+            <w:pPr>
+              <w:spacing w:after="30" w:line="280"/>
+            </w:pPr>
+            <w:r>
+              <w:rPr>
+                <w:rFonts w:ascii="맑은 고딕" w:cs="맑은 고딕" w:eastAsia="맑은 고딕" w:hAnsi="맑은 고딕"/>
+                <w:sz w:val="19"/>
+                <w:szCs w:val="19"/>
+              </w:rPr>
+              <w:t xml:space="preserve">칸에 보이는 값이 그대로 서류에 들어갑니다. 번역 결과가 어색하면 칸을 직접 수정하면 됩니다.</w:t>
+            </w:r>
+          </w:p>
+          <w:p>
+            <w:pPr>
+              <w:spacing w:after="30" w:line="280"/>
+            </w:pPr>
+            <w:r>
+              <w:rPr>
+                <w:rFonts w:ascii="맑은 고딕" w:cs="맑은 고딕" w:eastAsia="맑은 고딕" w:hAnsi="맑은 고딕"/>
+                <w:sz w:val="19"/>
+                <w:szCs w:val="19"/>
+              </w:rPr>
+              <w:t xml:space="preserve">여권번호·전화번호·날짜 같은 숫자는 번역하지 않고 그대로 유지됩니다.</w:t>
             </w:r>
           </w:p>
         </w:tc>
@@ -4000,7 +4145,7 @@
         <w:pStyle w:val="ListParagraph"/>
         <w:numPr>
           <w:ilvl w:val="0"/>
-          <w:numId w:val="5"/>
+          <w:numId w:val="6"/>
         </w:numPr>
         <w:spacing w:after="40" w:before="40" w:line="300"/>
       </w:pPr>
@@ -4018,7 +4163,7 @@
         <w:pStyle w:val="ListParagraph"/>
         <w:numPr>
           <w:ilvl w:val="0"/>
-          <w:numId w:val="5"/>
+          <w:numId w:val="6"/>
         </w:numPr>
         <w:spacing w:after="40" w:before="40" w:line="300"/>
       </w:pPr>
@@ -4036,7 +4181,7 @@
         <w:pStyle w:val="ListParagraph"/>
         <w:numPr>
           <w:ilvl w:val="0"/>
-          <w:numId w:val="5"/>
+          <w:numId w:val="6"/>
         </w:numPr>
         <w:spacing w:after="40" w:before="40" w:line="300"/>
       </w:pPr>
@@ -4054,7 +4199,7 @@
         <w:pStyle w:val="ListParagraph"/>
         <w:numPr>
           <w:ilvl w:val="0"/>
-          <w:numId w:val="5"/>
+          <w:numId w:val="6"/>
         </w:numPr>
         <w:spacing w:after="40" w:before="40" w:line="300"/>
       </w:pPr>
@@ -4328,7 +4473,7 @@
         <w:pStyle w:val="ListParagraph"/>
         <w:numPr>
           <w:ilvl w:val="0"/>
-          <w:numId w:val="6"/>
+          <w:numId w:val="7"/>
         </w:numPr>
         <w:spacing w:after="40" w:before="40" w:line="300"/>
       </w:pPr>
@@ -4346,7 +4491,7 @@
         <w:pStyle w:val="ListParagraph"/>
         <w:numPr>
           <w:ilvl w:val="0"/>
-          <w:numId w:val="6"/>
+          <w:numId w:val="7"/>
         </w:numPr>
         <w:spacing w:after="40" w:before="40" w:line="300"/>
       </w:pPr>
@@ -4364,7 +4509,7 @@
         <w:pStyle w:val="ListParagraph"/>
         <w:numPr>
           <w:ilvl w:val="0"/>
-          <w:numId w:val="6"/>
+          <w:numId w:val="7"/>
         </w:numPr>
         <w:spacing w:after="40" w:before="40" w:line="300"/>
       </w:pPr>
@@ -4374,7 +4519,7 @@
           <w:sz w:val="20"/>
           <w:szCs w:val="20"/>
         </w:rPr>
-        <w:t xml:space="preserve">정보 입력 — '필수' 항목부터 채우기</w:t>
+        <w:t xml:space="preserve">서류 등록 — 이미 발급받은 서류가 있으면 업로드</w:t>
       </w:r>
     </w:p>
     <w:p>
@@ -4382,7 +4527,7 @@
         <w:pStyle w:val="ListParagraph"/>
         <w:numPr>
           <w:ilvl w:val="0"/>
-          <w:numId w:val="6"/>
+          <w:numId w:val="7"/>
         </w:numPr>
         <w:spacing w:after="40" w:before="40" w:line="300"/>
       </w:pPr>
@@ -4392,7 +4537,7 @@
           <w:sz w:val="20"/>
           <w:szCs w:val="20"/>
         </w:rPr>
-        <w:t xml:space="preserve">서류 등록 — 발급 서류 업로드 (오래 걸리므로 빨리 시작)</w:t>
+        <w:t xml:space="preserve">정보 입력 — '필수' 항목부터 채우기</w:t>
       </w:r>
     </w:p>
     <w:p>
@@ -4400,7 +4545,7 @@
         <w:pStyle w:val="ListParagraph"/>
         <w:numPr>
           <w:ilvl w:val="0"/>
-          <w:numId w:val="6"/>
+          <w:numId w:val="7"/>
         </w:numPr>
         <w:spacing w:after="40" w:before="40" w:line="300"/>
       </w:pPr>
@@ -4413,6 +4558,79 @@
         <w:t xml:space="preserve">최종 서류 — 초안 생성 → 서명 → 완성본 업로드 → 제출</w:t>
       </w:r>
     </w:p>
+    <w:tbl>
+      <w:tblPr>
+        <w:tblW w:type="dxa" w:w="10626"/>
+        <w:tblBorders>
+          <w:top w:val="single" w:color="0F766E" w:sz="6"/>
+          <w:left w:val="single" w:color="0F766E" w:sz="18"/>
+          <w:bottom w:val="single" w:color="0F766E" w:sz="6"/>
+          <w:right w:val="single" w:color="0F766E" w:sz="6"/>
+          <w:insideH w:val="none"/>
+          <w:insideV w:val="none"/>
+        </w:tblBorders>
+        <w:tblLayout w:type="fixed"/>
+      </w:tblPr>
+      <w:tblGrid>
+        <w:gridCol w:w="10626"/>
+      </w:tblGrid>
+      <w:tr>
+        <w:tc>
+          <w:tcPr>
+            <w:tcW w:type="dxa" w:w="10626"/>
+            <w:shd w:fill="F8FAFC" w:val="clear"/>
+            <w:tcMar>
+              <w:top w:type="dxa" w:w="120"/>
+              <w:left w:type="dxa" w:w="160"/>
+              <w:bottom w:type="dxa" w:w="120"/>
+              <w:right w:type="dxa" w:w="160"/>
+            </w:tcMar>
+          </w:tcPr>
+          <w:p>
+            <w:pPr>
+              <w:spacing w:after="40"/>
+            </w:pPr>
+            <w:r>
+              <w:rPr>
+                <w:rFonts w:ascii="맑은 고딕" w:cs="맑은 고딕" w:eastAsia="맑은 고딕" w:hAnsi="맑은 고딕"/>
+                <w:b/>
+                <w:bCs/>
+                <w:color w:val="0F766E"/>
+                <w:sz w:val="19"/>
+                <w:szCs w:val="19"/>
+              </w:rPr>
+              <w:t xml:space="preserve">서류가 없으면 3번을 건너뛰고 4번부터 하세요</w:t>
+            </w:r>
+          </w:p>
+          <w:p>
+            <w:pPr>
+              <w:spacing w:after="30" w:line="280"/>
+            </w:pPr>
+            <w:r>
+              <w:rPr>
+                <w:rFonts w:ascii="맑은 고딕" w:cs="맑은 고딕" w:eastAsia="맑은 고딕" w:hAnsi="맑은 고딕"/>
+                <w:sz w:val="19"/>
+                <w:szCs w:val="19"/>
+              </w:rPr>
+              <w:t xml:space="preserve">3번(서류 등록)은 이미 발급받은 서류가 있을 때만 하면 됩니다. 아직 없다면 건너뛰고 바로 4번(정보 입력)부터 채우는 것이 좋습니다.</w:t>
+            </w:r>
+          </w:p>
+          <w:p>
+            <w:pPr>
+              <w:spacing w:after="30" w:line="280"/>
+            </w:pPr>
+            <w:r>
+              <w:rPr>
+                <w:rFonts w:ascii="맑은 고딕" w:cs="맑은 고딕" w:eastAsia="맑은 고딕" w:hAnsi="맑은 고딕"/>
+                <w:sz w:val="19"/>
+                <w:szCs w:val="19"/>
+              </w:rPr>
+              <w:t xml:space="preserve">서류를 먼저 올리면 AI가 값을 추출해 4번을 자동으로 채워주므로, 서류가 있는 경우에는 3번을 먼저 하는 것이 빠릅니다.</w:t>
+            </w:r>
+          </w:p>
+        </w:tc>
+      </w:tr>
+    </w:tbl>
     <w:p>
       <w:pPr>
         <w:pStyle w:val="Heading2"/>
@@ -4931,6 +5149,32 @@
           <w:szCs w:val="20"/>
         </w:rPr>
         <w:t xml:space="preserve">시스템 오류나 계정 문제는 글로케어 담당자에게 문의하세요. 화면을 캡처해 함께 보내주시면 빠르게 처리됩니다.</w:t>
+      </w:r>
+    </w:p>
+    <w:p>
+      <w:pPr>
+        <w:spacing w:after="60" w:before="60" w:line="300"/>
+      </w:pPr>
+      <w:r>
+        <w:rPr>
+          <w:rFonts w:ascii="맑은 고딕" w:cs="맑은 고딕" w:eastAsia="맑은 고딕" w:hAnsi="맑은 고딕"/>
+          <w:b/>
+          <w:bCs/>
+          <w:sz w:val="20"/>
+          <w:szCs w:val="20"/>
+        </w:rPr>
+        <w:t xml:space="preserve">문의: </w:t>
+      </w:r>
+      <w:r>
+        <w:rPr>
+          <w:rFonts w:ascii="맑은 고딕" w:cs="맑은 고딕" w:eastAsia="맑은 고딕" w:hAnsi="맑은 고딕"/>
+          <w:b/>
+          <w:bCs/>
+          <w:color w:val="0F766E"/>
+          <w:sz w:val="20"/>
+          <w:szCs w:val="20"/>
+        </w:rPr>
+        <w:t xml:space="preserve">help@glocare.co.kr</w:t>
       </w:r>
     </w:p>
     <w:sectPr>
@@ -5180,6 +5424,18 @@
     </w:lvl>
   </w:abstractNum>
   <w:abstractNum w:abstractNumId="6" w15:restartNumberingAfterBreak="0">
+    <w:multiLevelType w:val="hybridMultilevel"/>
+    <w:lvl w:ilvl="0" w15:tentative="1">
+      <w:start w:val="1"/>
+      <w:numFmt w:val="decimal"/>
+      <w:lvlText w:val="%1."/>
+      <w:lvlJc w:val="start"/>
+      <w:pPr>
+        <w:ind w:left="360" w:hanging="260"/>
+      </w:pPr>
+    </w:lvl>
+  </w:abstractNum>
+  <w:abstractNum w:abstractNumId="7" w15:restartNumberingAfterBreak="0">
     <w:multiLevelType w:val="hybridMultilevel"/>
     <w:lvl w:ilvl="0" w15:tentative="1">
       <w:start w:val="1"/>
@@ -5223,6 +5479,12 @@
   </w:num>
   <w:num w:numId="6">
     <w:abstractNumId w:val="6"/>
+    <w:lvlOverride w:ilvl="0">
+      <w:startOverride w:val="1"/>
+    </w:lvlOverride>
+  </w:num>
+  <w:num w:numId="7">
+    <w:abstractNumId w:val="7"/>
     <w:lvlOverride w:ilvl="0">
       <w:startOverride w:val="1"/>
     </w:lvlOverride>

--- a/docs/글로케어_유학센터_담당자_가이드.docx
+++ b/docs/글로케어_유학센터_담당자_가이드.docx
@@ -3085,7 +3085,401 @@
           <w:sz w:val="22"/>
           <w:szCs w:val="22"/>
         </w:rPr>
-        <w:t xml:space="preserve">4.4.1 번역 — [KR 번역] / [EN 번역] 버튼</w:t>
+        <w:t xml:space="preserve">4.4.1 자동으로 채워지는 항목</w:t>
+      </w:r>
+    </w:p>
+    <w:p>
+      <w:pPr>
+        <w:spacing w:after="60" w:before="60" w:line="300"/>
+      </w:pPr>
+      <w:r>
+        <w:rPr>
+          <w:rFonts w:ascii="맑은 고딕" w:cs="맑은 고딕" w:eastAsia="맑은 고딕" w:hAnsi="맑은 고딕"/>
+          <w:sz w:val="20"/>
+          <w:szCs w:val="20"/>
+        </w:rPr>
+        <w:t xml:space="preserve">이미 받은 정보는 다시 치지 않아도 됩니다. 정보 입력 화면을 열면 아래 항목이 자동으로 들어가 있습니다.</w:t>
+      </w:r>
+    </w:p>
+    <w:tbl>
+      <w:tblPr>
+        <w:tblW w:type="dxa" w:w="10626"/>
+        <w:tblBorders>
+          <w:top w:val="single" w:color="auto" w:sz="4"/>
+          <w:left w:val="single" w:color="auto" w:sz="4"/>
+          <w:bottom w:val="single" w:color="auto" w:sz="4"/>
+          <w:right w:val="single" w:color="auto" w:sz="4"/>
+          <w:insideH w:val="single" w:color="auto" w:sz="4"/>
+          <w:insideV w:val="single" w:color="auto" w:sz="4"/>
+        </w:tblBorders>
+        <w:tblLayout w:type="fixed"/>
+      </w:tblPr>
+      <w:tblGrid>
+        <w:gridCol w:w="4250"/>
+        <w:gridCol w:w="6376"/>
+      </w:tblGrid>
+      <w:tr>
+        <w:trPr>
+          <w:tblHeader/>
+        </w:trPr>
+        <w:tc>
+          <w:tcPr>
+            <w:tcW w:type="dxa" w:w="4250"/>
+            <w:shd w:fill="EEF2F7" w:val="clear"/>
+            <w:tcMar>
+              <w:top w:type="dxa" w:w="80"/>
+              <w:left w:type="dxa" w:w="120"/>
+              <w:bottom w:type="dxa" w:w="80"/>
+              <w:right w:type="dxa" w:w="120"/>
+            </w:tcMar>
+          </w:tcPr>
+          <w:p>
+            <w:pPr>
+              <w:spacing w:line="260"/>
+            </w:pPr>
+            <w:r>
+              <w:rPr>
+                <w:rFonts w:ascii="맑은 고딕" w:cs="맑은 고딕" w:eastAsia="맑은 고딕" w:hAnsi="맑은 고딕"/>
+                <w:b/>
+                <w:bCs/>
+                <w:sz w:val="19"/>
+                <w:szCs w:val="19"/>
+              </w:rPr>
+              <w:t xml:space="preserve">어디서 온 값인가</w:t>
+            </w:r>
+          </w:p>
+        </w:tc>
+        <w:tc>
+          <w:tcPr>
+            <w:tcW w:type="dxa" w:w="6376"/>
+            <w:shd w:fill="EEF2F7" w:val="clear"/>
+            <w:tcMar>
+              <w:top w:type="dxa" w:w="80"/>
+              <w:left w:type="dxa" w:w="120"/>
+              <w:bottom w:type="dxa" w:w="80"/>
+              <w:right w:type="dxa" w:w="120"/>
+            </w:tcMar>
+          </w:tcPr>
+          <w:p>
+            <w:pPr>
+              <w:spacing w:line="260"/>
+            </w:pPr>
+            <w:r>
+              <w:rPr>
+                <w:rFonts w:ascii="맑은 고딕" w:cs="맑은 고딕" w:eastAsia="맑은 고딕" w:hAnsi="맑은 고딕"/>
+                <w:b/>
+                <w:bCs/>
+                <w:sz w:val="19"/>
+                <w:szCs w:val="19"/>
+              </w:rPr>
+              <w:t xml:space="preserve">자동으로 채워지는 항목</w:t>
+            </w:r>
+          </w:p>
+        </w:tc>
+      </w:tr>
+      <w:tr>
+        <w:tc>
+          <w:tcPr>
+            <w:tcW w:type="dxa" w:w="4250"/>
+            <w:tcMar>
+              <w:top w:type="dxa" w:w="80"/>
+              <w:left w:type="dxa" w:w="120"/>
+              <w:bottom w:type="dxa" w:w="80"/>
+              <w:right w:type="dxa" w:w="120"/>
+            </w:tcMar>
+          </w:tcPr>
+          <w:p>
+            <w:pPr>
+              <w:spacing w:line="260"/>
+            </w:pPr>
+            <w:r>
+              <w:rPr>
+                <w:rFonts w:ascii="맑은 고딕" w:cs="맑은 고딕" w:eastAsia="맑은 고딕" w:hAnsi="맑은 고딕"/>
+                <w:sz w:val="19"/>
+                <w:szCs w:val="19"/>
+              </w:rPr>
+              <w:t xml:space="preserve">학생을 등록할 때 입력한 값</w:t>
+            </w:r>
+          </w:p>
+        </w:tc>
+        <w:tc>
+          <w:tcPr>
+            <w:tcW w:type="dxa" w:w="6376"/>
+            <w:tcMar>
+              <w:top w:type="dxa" w:w="80"/>
+              <w:left w:type="dxa" w:w="120"/>
+              <w:bottom w:type="dxa" w:w="80"/>
+              <w:right w:type="dxa" w:w="120"/>
+            </w:tcMar>
+          </w:tcPr>
+          <w:p>
+            <w:pPr>
+              <w:spacing w:line="260"/>
+            </w:pPr>
+            <w:r>
+              <w:rPr>
+                <w:rFonts w:ascii="맑은 고딕" w:cs="맑은 고딕" w:eastAsia="맑은 고딕" w:hAnsi="맑은 고딕"/>
+                <w:sz w:val="19"/>
+                <w:szCs w:val="19"/>
+              </w:rPr>
+              <w:t xml:space="preserve">이름 · 전화번호 · 이메일 · 생년월일 · TOPIK 급수</w:t>
+            </w:r>
+          </w:p>
+        </w:tc>
+      </w:tr>
+      <w:tr>
+        <w:tc>
+          <w:tcPr>
+            <w:tcW w:type="dxa" w:w="4250"/>
+            <w:tcMar>
+              <w:top w:type="dxa" w:w="80"/>
+              <w:left w:type="dxa" w:w="120"/>
+              <w:bottom w:type="dxa" w:w="80"/>
+              <w:right w:type="dxa" w:w="120"/>
+            </w:tcMar>
+          </w:tcPr>
+          <w:p>
+            <w:pPr>
+              <w:spacing w:line="260"/>
+            </w:pPr>
+            <w:r>
+              <w:rPr>
+                <w:rFonts w:ascii="맑은 고딕" w:cs="맑은 고딕" w:eastAsia="맑은 고딕" w:hAnsi="맑은 고딕"/>
+                <w:sz w:val="19"/>
+                <w:szCs w:val="19"/>
+              </w:rPr>
+              <w:t xml:space="preserve">지원 대학을 선택하면 정해지는 값</w:t>
+            </w:r>
+          </w:p>
+        </w:tc>
+        <w:tc>
+          <w:tcPr>
+            <w:tcW w:type="dxa" w:w="6376"/>
+            <w:tcMar>
+              <w:top w:type="dxa" w:w="80"/>
+              <w:left w:type="dxa" w:w="120"/>
+              <w:bottom w:type="dxa" w:w="80"/>
+              <w:right w:type="dxa" w:w="120"/>
+            </w:tcMar>
+          </w:tcPr>
+          <w:p>
+            <w:pPr>
+              <w:spacing w:line="260"/>
+            </w:pPr>
+            <w:r>
+              <w:rPr>
+                <w:rFonts w:ascii="맑은 고딕" w:cs="맑은 고딕" w:eastAsia="맑은 고딕" w:hAnsi="맑은 고딕"/>
+                <w:sz w:val="19"/>
+                <w:szCs w:val="19"/>
+              </w:rPr>
+              <w:t xml:space="preserve">지원 학과 · 지원 년도 · 지원 학기 · 지원 월</w:t>
+            </w:r>
+          </w:p>
+        </w:tc>
+      </w:tr>
+    </w:tbl>
+    <w:tbl>
+      <w:tblPr>
+        <w:tblW w:type="dxa" w:w="10626"/>
+        <w:tblBorders>
+          <w:top w:val="single" w:color="0F766E" w:sz="6"/>
+          <w:left w:val="single" w:color="0F766E" w:sz="18"/>
+          <w:bottom w:val="single" w:color="0F766E" w:sz="6"/>
+          <w:right w:val="single" w:color="0F766E" w:sz="6"/>
+          <w:insideH w:val="none"/>
+          <w:insideV w:val="none"/>
+        </w:tblBorders>
+        <w:tblLayout w:type="fixed"/>
+      </w:tblPr>
+      <w:tblGrid>
+        <w:gridCol w:w="10626"/>
+      </w:tblGrid>
+      <w:tr>
+        <w:tc>
+          <w:tcPr>
+            <w:tcW w:type="dxa" w:w="10626"/>
+            <w:shd w:fill="F8FAFC" w:val="clear"/>
+            <w:tcMar>
+              <w:top w:type="dxa" w:w="120"/>
+              <w:left w:type="dxa" w:w="160"/>
+              <w:bottom w:type="dxa" w:w="120"/>
+              <w:right w:type="dxa" w:w="160"/>
+            </w:tcMar>
+          </w:tcPr>
+          <w:p>
+            <w:pPr>
+              <w:spacing w:after="40"/>
+            </w:pPr>
+            <w:r>
+              <w:rPr>
+                <w:rFonts w:ascii="맑은 고딕" w:cs="맑은 고딕" w:eastAsia="맑은 고딕" w:hAnsi="맑은 고딕"/>
+                <w:b/>
+                <w:bCs/>
+                <w:color w:val="0F766E"/>
+                <w:sz w:val="19"/>
+                <w:szCs w:val="19"/>
+              </w:rPr>
+              <w:t xml:space="preserve">자동으로 채워져도 고칠 수 있습니다</w:t>
+            </w:r>
+          </w:p>
+          <w:p>
+            <w:pPr>
+              <w:spacing w:after="30" w:line="280"/>
+            </w:pPr>
+            <w:r>
+              <w:rPr>
+                <w:rFonts w:ascii="맑은 고딕" w:cs="맑은 고딕" w:eastAsia="맑은 고딕" w:hAnsi="맑은 고딕"/>
+                <w:sz w:val="19"/>
+                <w:szCs w:val="19"/>
+              </w:rPr>
+              <w:t xml:space="preserve">값이 마음에 들지 않으면 그냥 칸을 수정하면 됩니다.</w:t>
+            </w:r>
+          </w:p>
+          <w:p>
+            <w:pPr>
+              <w:spacing w:after="30" w:line="280"/>
+            </w:pPr>
+            <w:r>
+              <w:rPr>
+                <w:rFonts w:ascii="맑은 고딕" w:cs="맑은 고딕" w:eastAsia="맑은 고딕" w:hAnsi="맑은 고딕"/>
+                <w:sz w:val="19"/>
+                <w:szCs w:val="19"/>
+              </w:rPr>
+              <w:t xml:space="preserve">이미 입력해 둔 칸은 자동 채움이 건드리지 않습니다. 화면을 다시 열어도 고쳐 놓은 값이 그대로 남습니다.</w:t>
+            </w:r>
+          </w:p>
+          <w:p>
+            <w:pPr>
+              <w:spacing w:after="30" w:line="280"/>
+            </w:pPr>
+            <w:r>
+              <w:rPr>
+                <w:rFonts w:ascii="맑은 고딕" w:cs="맑은 고딕" w:eastAsia="맑은 고딕" w:hAnsi="맑은 고딕"/>
+                <w:sz w:val="19"/>
+                <w:szCs w:val="19"/>
+              </w:rPr>
+              <w:t xml:space="preserve">복수 지원인 경우 가장 먼저 등록한 지원을 기준으로 채워집니다. 다른 대학 기준이 필요하면 직접 고치세요.</w:t>
+            </w:r>
+          </w:p>
+        </w:tc>
+      </w:tr>
+    </w:tbl>
+    <w:p>
+      <w:pPr>
+        <w:pStyle w:val="Heading3"/>
+        <w:spacing w:after="120" w:before="240"/>
+      </w:pPr>
+      <w:r>
+        <w:rPr>
+          <w:rFonts w:ascii="맑은 고딕" w:cs="맑은 고딕" w:eastAsia="맑은 고딕" w:hAnsi="맑은 고딕"/>
+          <w:b/>
+          <w:bCs/>
+          <w:sz w:val="22"/>
+          <w:szCs w:val="22"/>
+        </w:rPr>
+        <w:t xml:space="preserve">4.4.2 추천인 — 입력하지 않습니다</w:t>
+      </w:r>
+    </w:p>
+    <w:p>
+      <w:pPr>
+        <w:spacing w:after="60" w:before="60" w:line="300"/>
+      </w:pPr>
+      <w:r>
+        <w:rPr>
+          <w:rFonts w:ascii="맑은 고딕" w:cs="맑은 고딕" w:eastAsia="맑은 고딕" w:hAnsi="맑은 고딕"/>
+          <w:sz w:val="20"/>
+          <w:szCs w:val="20"/>
+        </w:rPr>
+        <w:t xml:space="preserve">추천인은 항상 '글로케어'로 들어갑니다. 담당자가 입력할 항목이 아니라서 입력칸 대신 '자동 입력 항목' 안내로만 보입니다.</w:t>
+      </w:r>
+    </w:p>
+    <w:tbl>
+      <w:tblPr>
+        <w:tblW w:type="dxa" w:w="10626"/>
+        <w:tblBorders>
+          <w:top w:val="single" w:color="0F766E" w:sz="6"/>
+          <w:left w:val="single" w:color="0F766E" w:sz="18"/>
+          <w:bottom w:val="single" w:color="0F766E" w:sz="6"/>
+          <w:right w:val="single" w:color="0F766E" w:sz="6"/>
+          <w:insideH w:val="none"/>
+          <w:insideV w:val="none"/>
+        </w:tblBorders>
+        <w:tblLayout w:type="fixed"/>
+      </w:tblPr>
+      <w:tblGrid>
+        <w:gridCol w:w="10626"/>
+      </w:tblGrid>
+      <w:tr>
+        <w:tc>
+          <w:tcPr>
+            <w:tcW w:type="dxa" w:w="10626"/>
+            <w:shd w:fill="F8FAFC" w:val="clear"/>
+            <w:tcMar>
+              <w:top w:type="dxa" w:w="120"/>
+              <w:left w:type="dxa" w:w="160"/>
+              <w:bottom w:type="dxa" w:w="120"/>
+              <w:right w:type="dxa" w:w="160"/>
+            </w:tcMar>
+          </w:tcPr>
+          <w:p>
+            <w:pPr>
+              <w:spacing w:after="40"/>
+            </w:pPr>
+            <w:r>
+              <w:rPr>
+                <w:rFonts w:ascii="맑은 고딕" w:cs="맑은 고딕" w:eastAsia="맑은 고딕" w:hAnsi="맑은 고딕"/>
+                <w:b/>
+                <w:bCs/>
+                <w:color w:val="0F766E"/>
+                <w:sz w:val="19"/>
+                <w:szCs w:val="19"/>
+              </w:rPr>
+              <w:t xml:space="preserve">입력칸이 안 보인다고 빠진 게 아닙니다</w:t>
+            </w:r>
+          </w:p>
+          <w:p>
+            <w:pPr>
+              <w:spacing w:after="30" w:line="280"/>
+            </w:pPr>
+            <w:r>
+              <w:rPr>
+                <w:rFonts w:ascii="맑은 고딕" w:cs="맑은 고딕" w:eastAsia="맑은 고딕" w:hAnsi="맑은 고딕"/>
+                <w:sz w:val="19"/>
+                <w:szCs w:val="19"/>
+              </w:rPr>
+              <w:t xml:space="preserve">서류에는 정상적으로 '글로케어'가 채워집니다.</w:t>
+            </w:r>
+          </w:p>
+          <w:p>
+            <w:pPr>
+              <w:spacing w:after="30" w:line="280"/>
+            </w:pPr>
+            <w:r>
+              <w:rPr>
+                <w:rFonts w:ascii="맑은 고딕" w:cs="맑은 고딕" w:eastAsia="맑은 고딕" w:hAnsi="맑은 고딕"/>
+                <w:sz w:val="19"/>
+                <w:szCs w:val="19"/>
+              </w:rPr>
+              <w:t xml:space="preserve">사람이 칠 이유가 없는 값이라 오타가 날 여지를 없앤 것입니다.</w:t>
+            </w:r>
+          </w:p>
+        </w:tc>
+      </w:tr>
+    </w:tbl>
+    <w:p>
+      <w:pPr>
+        <w:pStyle w:val="Heading3"/>
+        <w:spacing w:after="120" w:before="240"/>
+      </w:pPr>
+      <w:r>
+        <w:rPr>
+          <w:rFonts w:ascii="맑은 고딕" w:cs="맑은 고딕" w:eastAsia="맑은 고딕" w:hAnsi="맑은 고딕"/>
+          <w:b/>
+          <w:bCs/>
+          <w:sz w:val="22"/>
+          <w:szCs w:val="22"/>
+        </w:rPr>
+        <w:t xml:space="preserve">4.4.3 번역 — [KR 번역] / [EN 번역] 버튼</w:t>
       </w:r>
     </w:p>
     <w:p>
@@ -3733,7 +4127,7 @@
           <w:sz w:val="22"/>
           <w:szCs w:val="22"/>
         </w:rPr>
-        <w:t xml:space="preserve">4.4.2 도구 — 학생에게 직접 입력 링크 보내기</w:t>
+        <w:t xml:space="preserve">4.4.4 도구 — 학생에게 직접 입력 링크 보내기</w:t>
       </w:r>
     </w:p>
     <w:p>
@@ -4449,23 +4843,395 @@
           <w:sz w:val="32"/>
           <w:szCs w:val="32"/>
         </w:rPr>
-        <w:t xml:space="preserve">5. 부록</w:t>
-      </w:r>
-    </w:p>
-    <w:p>
-      <w:pPr>
-        <w:pStyle w:val="Heading2"/>
-        <w:spacing w:after="120" w:before="240"/>
-      </w:pPr>
-      <w:r>
-        <w:rPr>
-          <w:rFonts w:ascii="맑은 고딕" w:cs="맑은 고딕" w:eastAsia="맑은 고딕" w:hAnsi="맑은 고딕"/>
-          <w:b/>
-          <w:bCs/>
-          <w:sz w:val="26"/>
-          <w:szCs w:val="26"/>
-        </w:rPr>
-        <w:t xml:space="preserve">5.1 권장 작업 순서</w:t>
+        <w:t xml:space="preserve">5. 학생이 직접 신청하는 서비스</w:t>
+      </w:r>
+    </w:p>
+    <w:p>
+      <w:pPr>
+        <w:spacing w:after="60" w:before="60" w:line="300"/>
+      </w:pPr>
+      <w:r>
+        <w:rPr>
+          <w:rFonts w:ascii="맑은 고딕" w:cs="맑은 고딕" w:eastAsia="맑은 고딕" w:hAnsi="맑은 고딕"/>
+          <w:sz w:val="20"/>
+          <w:szCs w:val="20"/>
+        </w:rPr>
+        <w:t xml:space="preserve">학생이 글로케어 홈페이지에서 직접 신청하고 결제하는 서비스가 있습니다. 센터를 거치지 않는 경로라 담당자가 알고 안내만 하면 됩니다.</w:t>
+      </w:r>
+    </w:p>
+    <w:p>
+      <w:pPr>
+        <w:spacing w:after="40" w:before="80"/>
+        <w:jc w:val="center"/>
+      </w:pPr>
+      <w:r>
+        <w:drawing>
+          <wp:inline distT="0" distB="0" distL="0" distR="0">
+            <wp:extent cx="6743700" cy="4371975"/>
+            <wp:effectExtent t="0" r="0" b="0" l="0"/>
+            <wp:docPr id="1" name="" descr="" title=""/>
+            <wp:cNvGraphicFramePr>
+              <a:graphicFrameLocks xmlns:a="http://schemas.openxmlformats.org/drawingml/2006/main" noChangeAspect="1"/>
+            </wp:cNvGraphicFramePr>
+            <a:graphic xmlns:a="http://schemas.openxmlformats.org/drawingml/2006/main">
+              <a:graphicData uri="http://schemas.openxmlformats.org/drawingml/2006/picture">
+                <pic:pic xmlns:pic="http://schemas.openxmlformats.org/drawingml/2006/picture">
+                  <pic:nvPicPr>
+                    <pic:cNvPr id="0" name="" descr=""/>
+                    <pic:cNvPicPr>
+                      <a:picLocks noChangeAspect="1" noChangeArrowheads="1"/>
+                    </pic:cNvPicPr>
+                  </pic:nvPicPr>
+                  <pic:blipFill>
+                    <a:blip r:embed="rId25" cstate="none"/>
+                    <a:srcRect/>
+                    <a:stretch>
+                      <a:fillRect/>
+                    </a:stretch>
+                  </pic:blipFill>
+                  <pic:spPr bwMode="auto">
+                    <a:xfrm>
+                      <a:off x="0" y="0"/>
+                      <a:ext cx="6743700" cy="4371975"/>
+                    </a:xfrm>
+                    <a:prstGeom prst="rect">
+                      <a:avLst/>
+                    </a:prstGeom>
+                  </pic:spPr>
+                </pic:pic>
+              </a:graphicData>
+            </a:graphic>
+          </wp:inline>
+        </w:drawing>
+      </w:r>
+    </w:p>
+    <w:p>
+      <w:pPr>
+        <w:spacing w:after="160"/>
+        <w:jc w:val="center"/>
+      </w:pPr>
+      <w:r>
+        <w:rPr>
+          <w:rFonts w:ascii="맑은 고딕" w:cs="맑은 고딕" w:eastAsia="맑은 고딕" w:hAnsi="맑은 고딕"/>
+          <w:color w:val="6B7280"/>
+          <w:sz w:val="17"/>
+          <w:szCs w:val="17"/>
+        </w:rPr>
+        <w:t xml:space="preserve">▲ 서비스 안내 — 홈페이지의 판매 상품</w:t>
+      </w:r>
+    </w:p>
+    <w:tbl>
+      <w:tblPr>
+        <w:tblW w:type="dxa" w:w="10626"/>
+        <w:tblBorders>
+          <w:top w:val="single" w:color="auto" w:sz="4"/>
+          <w:left w:val="single" w:color="auto" w:sz="4"/>
+          <w:bottom w:val="single" w:color="auto" w:sz="4"/>
+          <w:right w:val="single" w:color="auto" w:sz="4"/>
+          <w:insideH w:val="single" w:color="auto" w:sz="4"/>
+          <w:insideV w:val="single" w:color="auto" w:sz="4"/>
+        </w:tblBorders>
+        <w:tblLayout w:type="fixed"/>
+      </w:tblPr>
+      <w:tblGrid>
+        <w:gridCol w:w="2763"/>
+        <w:gridCol w:w="1700"/>
+        <w:gridCol w:w="6163"/>
+      </w:tblGrid>
+      <w:tr>
+        <w:trPr>
+          <w:tblHeader/>
+        </w:trPr>
+        <w:tc>
+          <w:tcPr>
+            <w:tcW w:type="dxa" w:w="2763"/>
+            <w:shd w:fill="EEF2F7" w:val="clear"/>
+            <w:tcMar>
+              <w:top w:type="dxa" w:w="80"/>
+              <w:left w:type="dxa" w:w="120"/>
+              <w:bottom w:type="dxa" w:w="80"/>
+              <w:right w:type="dxa" w:w="120"/>
+            </w:tcMar>
+          </w:tcPr>
+          <w:p>
+            <w:pPr>
+              <w:spacing w:line="260"/>
+            </w:pPr>
+            <w:r>
+              <w:rPr>
+                <w:rFonts w:ascii="맑은 고딕" w:cs="맑은 고딕" w:eastAsia="맑은 고딕" w:hAnsi="맑은 고딕"/>
+                <w:b/>
+                <w:bCs/>
+                <w:sz w:val="19"/>
+                <w:szCs w:val="19"/>
+              </w:rPr>
+              <w:t xml:space="preserve">상품</w:t>
+            </w:r>
+          </w:p>
+        </w:tc>
+        <w:tc>
+          <w:tcPr>
+            <w:tcW w:type="dxa" w:w="1700"/>
+            <w:shd w:fill="EEF2F7" w:val="clear"/>
+            <w:tcMar>
+              <w:top w:type="dxa" w:w="80"/>
+              <w:left w:type="dxa" w:w="120"/>
+              <w:bottom w:type="dxa" w:w="80"/>
+              <w:right w:type="dxa" w:w="120"/>
+            </w:tcMar>
+          </w:tcPr>
+          <w:p>
+            <w:pPr>
+              <w:spacing w:line="260"/>
+            </w:pPr>
+            <w:r>
+              <w:rPr>
+                <w:rFonts w:ascii="맑은 고딕" w:cs="맑은 고딕" w:eastAsia="맑은 고딕" w:hAnsi="맑은 고딕"/>
+                <w:b/>
+                <w:bCs/>
+                <w:sz w:val="19"/>
+                <w:szCs w:val="19"/>
+              </w:rPr>
+              <w:t xml:space="preserve">금액</w:t>
+            </w:r>
+          </w:p>
+        </w:tc>
+        <w:tc>
+          <w:tcPr>
+            <w:tcW w:type="dxa" w:w="6163"/>
+            <w:shd w:fill="EEF2F7" w:val="clear"/>
+            <w:tcMar>
+              <w:top w:type="dxa" w:w="80"/>
+              <w:left w:type="dxa" w:w="120"/>
+              <w:bottom w:type="dxa" w:w="80"/>
+              <w:right w:type="dxa" w:w="120"/>
+            </w:tcMar>
+          </w:tcPr>
+          <w:p>
+            <w:pPr>
+              <w:spacing w:line="260"/>
+            </w:pPr>
+            <w:r>
+              <w:rPr>
+                <w:rFonts w:ascii="맑은 고딕" w:cs="맑은 고딕" w:eastAsia="맑은 고딕" w:hAnsi="맑은 고딕"/>
+                <w:b/>
+                <w:bCs/>
+                <w:sz w:val="19"/>
+                <w:szCs w:val="19"/>
+              </w:rPr>
+              <w:t xml:space="preserve">포함 내용</w:t>
+            </w:r>
+          </w:p>
+        </w:tc>
+      </w:tr>
+      <w:tr>
+        <w:tc>
+          <w:tcPr>
+            <w:tcW w:type="dxa" w:w="2763"/>
+            <w:tcMar>
+              <w:top w:type="dxa" w:w="80"/>
+              <w:left w:type="dxa" w:w="120"/>
+              <w:bottom w:type="dxa" w:w="80"/>
+              <w:right w:type="dxa" w:w="120"/>
+            </w:tcMar>
+          </w:tcPr>
+          <w:p>
+            <w:pPr>
+              <w:spacing w:line="260"/>
+            </w:pPr>
+            <w:r>
+              <w:rPr>
+                <w:rFonts w:ascii="맑은 고딕" w:cs="맑은 고딕" w:eastAsia="맑은 고딕" w:hAnsi="맑은 고딕"/>
+                <w:sz w:val="19"/>
+                <w:szCs w:val="19"/>
+              </w:rPr>
+              <w:t xml:space="preserve">서류 발급 풀세트</w:t>
+            </w:r>
+          </w:p>
+        </w:tc>
+        <w:tc>
+          <w:tcPr>
+            <w:tcW w:type="dxa" w:w="1700"/>
+            <w:tcMar>
+              <w:top w:type="dxa" w:w="80"/>
+              <w:left w:type="dxa" w:w="120"/>
+              <w:bottom w:type="dxa" w:w="80"/>
+              <w:right w:type="dxa" w:w="120"/>
+            </w:tcMar>
+          </w:tcPr>
+          <w:p>
+            <w:pPr>
+              <w:spacing w:line="260"/>
+            </w:pPr>
+            <w:r>
+              <w:rPr>
+                <w:rFonts w:ascii="맑은 고딕" w:cs="맑은 고딕" w:eastAsia="맑은 고딕" w:hAnsi="맑은 고딕"/>
+                <w:sz w:val="19"/>
+                <w:szCs w:val="19"/>
+              </w:rPr>
+              <w:t xml:space="preserve">150,000원</w:t>
+            </w:r>
+          </w:p>
+        </w:tc>
+        <w:tc>
+          <w:tcPr>
+            <w:tcW w:type="dxa" w:w="6163"/>
+            <w:tcMar>
+              <w:top w:type="dxa" w:w="80"/>
+              <w:left w:type="dxa" w:w="120"/>
+              <w:bottom w:type="dxa" w:w="80"/>
+              <w:right w:type="dxa" w:w="120"/>
+            </w:tcMar>
+          </w:tcPr>
+          <w:p>
+            <w:pPr>
+              <w:spacing w:line="260"/>
+            </w:pPr>
+            <w:r>
+              <w:rPr>
+                <w:rFonts w:ascii="맑은 고딕" w:cs="맑은 고딕" w:eastAsia="맑은 고딕" w:hAnsi="맑은 고딕"/>
+                <w:sz w:val="19"/>
+                <w:szCs w:val="19"/>
+              </w:rPr>
+              <w:t xml:space="preserve">졸업·성적증명서 발급 대행, 한국어 번역, 공증, 영사확인, 완료 서류 전달</w:t>
+            </w:r>
+          </w:p>
+        </w:tc>
+      </w:tr>
+      <w:tr>
+        <w:tc>
+          <w:tcPr>
+            <w:tcW w:type="dxa" w:w="2763"/>
+            <w:tcMar>
+              <w:top w:type="dxa" w:w="80"/>
+              <w:left w:type="dxa" w:w="120"/>
+              <w:bottom w:type="dxa" w:w="80"/>
+              <w:right w:type="dxa" w:w="120"/>
+            </w:tcMar>
+          </w:tcPr>
+          <w:p>
+            <w:pPr>
+              <w:spacing w:line="260"/>
+            </w:pPr>
+            <w:r>
+              <w:rPr>
+                <w:rFonts w:ascii="맑은 고딕" w:cs="맑은 고딕" w:eastAsia="맑은 고딕" w:hAnsi="맑은 고딕"/>
+                <w:sz w:val="19"/>
+                <w:szCs w:val="19"/>
+              </w:rPr>
+              <w:t xml:space="preserve">유학 준비 종합 컨설팅</w:t>
+            </w:r>
+          </w:p>
+        </w:tc>
+        <w:tc>
+          <w:tcPr>
+            <w:tcW w:type="dxa" w:w="1700"/>
+            <w:tcMar>
+              <w:top w:type="dxa" w:w="80"/>
+              <w:left w:type="dxa" w:w="120"/>
+              <w:bottom w:type="dxa" w:w="80"/>
+              <w:right w:type="dxa" w:w="120"/>
+            </w:tcMar>
+          </w:tcPr>
+          <w:p>
+            <w:pPr>
+              <w:spacing w:line="260"/>
+            </w:pPr>
+            <w:r>
+              <w:rPr>
+                <w:rFonts w:ascii="맑은 고딕" w:cs="맑은 고딕" w:eastAsia="맑은 고딕" w:hAnsi="맑은 고딕"/>
+                <w:sz w:val="19"/>
+                <w:szCs w:val="19"/>
+              </w:rPr>
+              <w:t xml:space="preserve">600,000원</w:t>
+            </w:r>
+          </w:p>
+        </w:tc>
+        <w:tc>
+          <w:tcPr>
+            <w:tcW w:type="dxa" w:w="6163"/>
+            <w:tcMar>
+              <w:top w:type="dxa" w:w="80"/>
+              <w:left w:type="dxa" w:w="120"/>
+              <w:bottom w:type="dxa" w:w="80"/>
+              <w:right w:type="dxa" w:w="120"/>
+            </w:tcMar>
+          </w:tcPr>
+          <w:p>
+            <w:pPr>
+              <w:spacing w:line="260"/>
+            </w:pPr>
+            <w:r>
+              <w:rPr>
+                <w:rFonts w:ascii="맑은 고딕" w:cs="맑은 고딕" w:eastAsia="맑은 고딕" w:hAnsi="맑은 고딕"/>
+                <w:sz w:val="19"/>
+                <w:szCs w:val="19"/>
+              </w:rPr>
+              <w:t xml:space="preserve">위 전 항목 + 지원 대학·학과 상담, 모집요강별 서류 준비, 지원서·자기소개서 준비 지원, 최종 점검</w:t>
+            </w:r>
+          </w:p>
+        </w:tc>
+      </w:tr>
+    </w:tbl>
+    <w:p>
+      <w:pPr>
+        <w:spacing w:after="40" w:before="80"/>
+        <w:jc w:val="center"/>
+      </w:pPr>
+      <w:r>
+        <w:drawing>
+          <wp:inline distT="0" distB="0" distL="0" distR="0">
+            <wp:extent cx="6743700" cy="5848350"/>
+            <wp:effectExtent t="0" r="0" b="0" l="0"/>
+            <wp:docPr id="1" name="" descr="" title=""/>
+            <wp:cNvGraphicFramePr>
+              <a:graphicFrameLocks xmlns:a="http://schemas.openxmlformats.org/drawingml/2006/main" noChangeAspect="1"/>
+            </wp:cNvGraphicFramePr>
+            <a:graphic xmlns:a="http://schemas.openxmlformats.org/drawingml/2006/main">
+              <a:graphicData uri="http://schemas.openxmlformats.org/drawingml/2006/picture">
+                <pic:pic xmlns:pic="http://schemas.openxmlformats.org/drawingml/2006/picture">
+                  <pic:nvPicPr>
+                    <pic:cNvPr id="0" name="" descr=""/>
+                    <pic:cNvPicPr>
+                      <a:picLocks noChangeAspect="1" noChangeArrowheads="1"/>
+                    </pic:cNvPicPr>
+                  </pic:nvPicPr>
+                  <pic:blipFill>
+                    <a:blip r:embed="rId26" cstate="none"/>
+                    <a:srcRect/>
+                    <a:stretch>
+                      <a:fillRect/>
+                    </a:stretch>
+                  </pic:blipFill>
+                  <pic:spPr bwMode="auto">
+                    <a:xfrm>
+                      <a:off x="0" y="0"/>
+                      <a:ext cx="6743700" cy="5848350"/>
+                    </a:xfrm>
+                    <a:prstGeom prst="rect">
+                      <a:avLst/>
+                    </a:prstGeom>
+                  </pic:spPr>
+                </pic:pic>
+              </a:graphicData>
+            </a:graphic>
+          </wp:inline>
+        </w:drawing>
+      </w:r>
+    </w:p>
+    <w:p>
+      <w:pPr>
+        <w:spacing w:after="160"/>
+        <w:jc w:val="center"/>
+      </w:pPr>
+      <w:r>
+        <w:rPr>
+          <w:rFonts w:ascii="맑은 고딕" w:cs="맑은 고딕" w:eastAsia="맑은 고딕" w:hAnsi="맑은 고딕"/>
+          <w:color w:val="6B7280"/>
+          <w:sz w:val="17"/>
+          <w:szCs w:val="17"/>
+        </w:rPr>
+        <w:t xml:space="preserve">▲ 상품 상세 — 포함 내역과 서비스 제공기간</w:t>
       </w:r>
     </w:p>
     <w:p>
@@ -4483,7 +5249,7 @@
           <w:sz w:val="20"/>
           <w:szCs w:val="20"/>
         </w:rPr>
-        <w:t xml:space="preserve">학생 등록 (이름은 여권과 동일하게)</w:t>
+        <w:t xml:space="preserve">학생이 홈페이지에서 [유학 지원]으로 들어가 계정을 만듭니다.</w:t>
       </w:r>
     </w:p>
     <w:p>
@@ -4501,7 +5267,7 @@
           <w:sz w:val="20"/>
           <w:szCs w:val="20"/>
         </w:rPr>
-        <w:t xml:space="preserve">대학 선택 — 지원할 대학·학과·학기 등록</w:t>
+        <w:t xml:space="preserve">[서비스 · 요금]에서 상품을 고르고 [자세히 보고 신청]을 누릅니다.</w:t>
       </w:r>
     </w:p>
     <w:p>
@@ -4519,7 +5285,7 @@
           <w:sz w:val="20"/>
           <w:szCs w:val="20"/>
         </w:rPr>
-        <w:t xml:space="preserve">서류 등록 — 이미 발급받은 서류가 있으면 업로드</w:t>
+        <w:t xml:space="preserve">주문 내용을 확인하고 카드로 결제합니다.</w:t>
       </w:r>
     </w:p>
     <w:p>
@@ -4537,25 +5303,7 @@
           <w:sz w:val="20"/>
           <w:szCs w:val="20"/>
         </w:rPr>
-        <w:t xml:space="preserve">정보 입력 — '필수' 항목부터 채우기</w:t>
-      </w:r>
-    </w:p>
-    <w:p>
-      <w:pPr>
-        <w:pStyle w:val="ListParagraph"/>
-        <w:numPr>
-          <w:ilvl w:val="0"/>
-          <w:numId w:val="7"/>
-        </w:numPr>
-        <w:spacing w:after="40" w:before="40" w:line="300"/>
-      </w:pPr>
-      <w:r>
-        <w:rPr>
-          <w:rFonts w:ascii="맑은 고딕" w:cs="맑은 고딕" w:eastAsia="맑은 고딕" w:hAnsi="맑은 고딕"/>
-          <w:sz w:val="20"/>
-          <w:szCs w:val="20"/>
-        </w:rPr>
-        <w:t xml:space="preserve">최종 서류 — 초안 생성 → 서명 → 완성본 업로드 → 제출</w:t>
+        <w:t xml:space="preserve">결제가 끝나면 담당자가 배정되어 진행 상황을 안내합니다.</w:t>
       </w:r>
     </w:p>
     <w:tbl>
@@ -4599,7 +5347,7 @@
                 <w:sz w:val="19"/>
                 <w:szCs w:val="19"/>
               </w:rPr>
-              <w:t xml:space="preserve">서류가 없으면 3번을 건너뛰고 4번부터 하세요</w:t>
+              <w:t xml:space="preserve">담당자가 알아 두면 좋은 것</w:t>
             </w:r>
           </w:p>
           <w:p>
@@ -4612,7 +5360,7 @@
                 <w:sz w:val="19"/>
                 <w:szCs w:val="19"/>
               </w:rPr>
-              <w:t xml:space="preserve">3번(서류 등록)은 이미 발급받은 서류가 있을 때만 하면 됩니다. 아직 없다면 건너뛰고 바로 4번(정보 입력)부터 채우는 것이 좋습니다.</w:t>
+              <w:t xml:space="preserve">· 금액은 모두 부가세가 포함된 가격입니다.</w:t>
             </w:r>
           </w:p>
           <w:p>
@@ -4625,12 +5373,55 @@
                 <w:sz w:val="19"/>
                 <w:szCs w:val="19"/>
               </w:rPr>
-              <w:t xml:space="preserve">서류를 먼저 올리면 AI가 값을 추출해 4번을 자동으로 채워주므로, 서류가 있는 경우에는 3번을 먼저 하는 것이 빠릅니다.</w:t>
+              <w:t xml:space="preserve">· 서비스 제공기간은 결제일로부터 최대 3개월입니다.</w:t>
+            </w:r>
+          </w:p>
+          <w:p>
+            <w:pPr>
+              <w:spacing w:after="30" w:line="280"/>
+            </w:pPr>
+            <w:r>
+              <w:rPr>
+                <w:rFonts w:ascii="맑은 고딕" w:cs="맑은 고딕" w:eastAsia="맑은 고딕" w:hAnsi="맑은 고딕"/>
+                <w:sz w:val="19"/>
+                <w:szCs w:val="19"/>
+              </w:rPr>
+              <w:t xml:space="preserve">· 취소·환불은 진행 단계에 따라 달라집니다. 홈페이지 하단 [취소·환불 규정]에서 확인할 수 있습니다.</w:t>
+            </w:r>
+          </w:p>
+          <w:p>
+            <w:pPr>
+              <w:spacing w:after="30" w:line="280"/>
+            </w:pPr>
+            <w:r>
+              <w:rPr>
+                <w:rFonts w:ascii="맑은 고딕" w:cs="맑은 고딕" w:eastAsia="맑은 고딕" w:hAnsi="맑은 고딕"/>
+                <w:sz w:val="19"/>
+                <w:szCs w:val="19"/>
+              </w:rPr>
+              <w:t xml:space="preserve">· 이 결제는 학생 본인이 직접 하는 것이며, 센터 청구서(Hóa đơn)와는 별개입니다.</w:t>
             </w:r>
           </w:p>
         </w:tc>
       </w:tr>
     </w:tbl>
+    <w:p>
+      <w:pPr>
+        <w:pStyle w:val="Heading1"/>
+        <w:pageBreakBefore/>
+        <w:spacing w:after="120" w:before="320"/>
+      </w:pPr>
+      <w:r>
+        <w:rPr>
+          <w:rFonts w:ascii="맑은 고딕" w:cs="맑은 고딕" w:eastAsia="맑은 고딕" w:hAnsi="맑은 고딕"/>
+          <w:b/>
+          <w:bCs/>
+          <w:sz w:val="32"/>
+          <w:szCs w:val="32"/>
+        </w:rPr>
+        <w:t xml:space="preserve">6. 부록</w:t>
+      </w:r>
+    </w:p>
     <w:p>
       <w:pPr>
         <w:pStyle w:val="Heading2"/>
@@ -4644,7 +5435,186 @@
           <w:sz w:val="26"/>
           <w:szCs w:val="26"/>
         </w:rPr>
-        <w:t xml:space="preserve">5.2 자주 하는 실수</w:t>
+        <w:t xml:space="preserve">6.1 권장 작업 순서</w:t>
+      </w:r>
+    </w:p>
+    <w:p>
+      <w:pPr>
+        <w:pStyle w:val="ListParagraph"/>
+        <w:numPr>
+          <w:ilvl w:val="0"/>
+          <w:numId w:val="8"/>
+        </w:numPr>
+        <w:spacing w:after="40" w:before="40" w:line="300"/>
+      </w:pPr>
+      <w:r>
+        <w:rPr>
+          <w:rFonts w:ascii="맑은 고딕" w:cs="맑은 고딕" w:eastAsia="맑은 고딕" w:hAnsi="맑은 고딕"/>
+          <w:sz w:val="20"/>
+          <w:szCs w:val="20"/>
+        </w:rPr>
+        <w:t xml:space="preserve">학생 등록 (이름은 여권과 동일하게)</w:t>
+      </w:r>
+    </w:p>
+    <w:p>
+      <w:pPr>
+        <w:pStyle w:val="ListParagraph"/>
+        <w:numPr>
+          <w:ilvl w:val="0"/>
+          <w:numId w:val="8"/>
+        </w:numPr>
+        <w:spacing w:after="40" w:before="40" w:line="300"/>
+      </w:pPr>
+      <w:r>
+        <w:rPr>
+          <w:rFonts w:ascii="맑은 고딕" w:cs="맑은 고딕" w:eastAsia="맑은 고딕" w:hAnsi="맑은 고딕"/>
+          <w:sz w:val="20"/>
+          <w:szCs w:val="20"/>
+        </w:rPr>
+        <w:t xml:space="preserve">대학 선택 — 지원할 대학·학과·학기 등록</w:t>
+      </w:r>
+    </w:p>
+    <w:p>
+      <w:pPr>
+        <w:pStyle w:val="ListParagraph"/>
+        <w:numPr>
+          <w:ilvl w:val="0"/>
+          <w:numId w:val="8"/>
+        </w:numPr>
+        <w:spacing w:after="40" w:before="40" w:line="300"/>
+      </w:pPr>
+      <w:r>
+        <w:rPr>
+          <w:rFonts w:ascii="맑은 고딕" w:cs="맑은 고딕" w:eastAsia="맑은 고딕" w:hAnsi="맑은 고딕"/>
+          <w:sz w:val="20"/>
+          <w:szCs w:val="20"/>
+        </w:rPr>
+        <w:t xml:space="preserve">서류 등록 — 이미 발급받은 서류가 있으면 업로드</w:t>
+      </w:r>
+    </w:p>
+    <w:p>
+      <w:pPr>
+        <w:pStyle w:val="ListParagraph"/>
+        <w:numPr>
+          <w:ilvl w:val="0"/>
+          <w:numId w:val="8"/>
+        </w:numPr>
+        <w:spacing w:after="40" w:before="40" w:line="300"/>
+      </w:pPr>
+      <w:r>
+        <w:rPr>
+          <w:rFonts w:ascii="맑은 고딕" w:cs="맑은 고딕" w:eastAsia="맑은 고딕" w:hAnsi="맑은 고딕"/>
+          <w:sz w:val="20"/>
+          <w:szCs w:val="20"/>
+        </w:rPr>
+        <w:t xml:space="preserve">정보 입력 — '필수' 항목부터 채우기</w:t>
+      </w:r>
+    </w:p>
+    <w:p>
+      <w:pPr>
+        <w:pStyle w:val="ListParagraph"/>
+        <w:numPr>
+          <w:ilvl w:val="0"/>
+          <w:numId w:val="8"/>
+        </w:numPr>
+        <w:spacing w:after="40" w:before="40" w:line="300"/>
+      </w:pPr>
+      <w:r>
+        <w:rPr>
+          <w:rFonts w:ascii="맑은 고딕" w:cs="맑은 고딕" w:eastAsia="맑은 고딕" w:hAnsi="맑은 고딕"/>
+          <w:sz w:val="20"/>
+          <w:szCs w:val="20"/>
+        </w:rPr>
+        <w:t xml:space="preserve">최종 서류 — 초안 생성 → 서명 → 완성본 업로드 → 제출</w:t>
+      </w:r>
+    </w:p>
+    <w:tbl>
+      <w:tblPr>
+        <w:tblW w:type="dxa" w:w="10626"/>
+        <w:tblBorders>
+          <w:top w:val="single" w:color="0F766E" w:sz="6"/>
+          <w:left w:val="single" w:color="0F766E" w:sz="18"/>
+          <w:bottom w:val="single" w:color="0F766E" w:sz="6"/>
+          <w:right w:val="single" w:color="0F766E" w:sz="6"/>
+          <w:insideH w:val="none"/>
+          <w:insideV w:val="none"/>
+        </w:tblBorders>
+        <w:tblLayout w:type="fixed"/>
+      </w:tblPr>
+      <w:tblGrid>
+        <w:gridCol w:w="10626"/>
+      </w:tblGrid>
+      <w:tr>
+        <w:tc>
+          <w:tcPr>
+            <w:tcW w:type="dxa" w:w="10626"/>
+            <w:shd w:fill="F8FAFC" w:val="clear"/>
+            <w:tcMar>
+              <w:top w:type="dxa" w:w="120"/>
+              <w:left w:type="dxa" w:w="160"/>
+              <w:bottom w:type="dxa" w:w="120"/>
+              <w:right w:type="dxa" w:w="160"/>
+            </w:tcMar>
+          </w:tcPr>
+          <w:p>
+            <w:pPr>
+              <w:spacing w:after="40"/>
+            </w:pPr>
+            <w:r>
+              <w:rPr>
+                <w:rFonts w:ascii="맑은 고딕" w:cs="맑은 고딕" w:eastAsia="맑은 고딕" w:hAnsi="맑은 고딕"/>
+                <w:b/>
+                <w:bCs/>
+                <w:color w:val="0F766E"/>
+                <w:sz w:val="19"/>
+                <w:szCs w:val="19"/>
+              </w:rPr>
+              <w:t xml:space="preserve">서류가 없으면 3번을 건너뛰고 4번부터 하세요</w:t>
+            </w:r>
+          </w:p>
+          <w:p>
+            <w:pPr>
+              <w:spacing w:after="30" w:line="280"/>
+            </w:pPr>
+            <w:r>
+              <w:rPr>
+                <w:rFonts w:ascii="맑은 고딕" w:cs="맑은 고딕" w:eastAsia="맑은 고딕" w:hAnsi="맑은 고딕"/>
+                <w:sz w:val="19"/>
+                <w:szCs w:val="19"/>
+              </w:rPr>
+              <w:t xml:space="preserve">3번(서류 등록)은 이미 발급받은 서류가 있을 때만 하면 됩니다. 아직 없다면 건너뛰고 바로 4번(정보 입력)부터 채우는 것이 좋습니다.</w:t>
+            </w:r>
+          </w:p>
+          <w:p>
+            <w:pPr>
+              <w:spacing w:after="30" w:line="280"/>
+            </w:pPr>
+            <w:r>
+              <w:rPr>
+                <w:rFonts w:ascii="맑은 고딕" w:cs="맑은 고딕" w:eastAsia="맑은 고딕" w:hAnsi="맑은 고딕"/>
+                <w:sz w:val="19"/>
+                <w:szCs w:val="19"/>
+              </w:rPr>
+              <w:t xml:space="preserve">서류를 먼저 올리면 AI가 값을 추출해 4번을 자동으로 채워주므로, 서류가 있는 경우에는 3번을 먼저 하는 것이 빠릅니다.</w:t>
+            </w:r>
+          </w:p>
+        </w:tc>
+      </w:tr>
+    </w:tbl>
+    <w:p>
+      <w:pPr>
+        <w:pStyle w:val="Heading2"/>
+        <w:spacing w:after="120" w:before="240"/>
+      </w:pPr>
+      <w:r>
+        <w:rPr>
+          <w:rFonts w:ascii="맑은 고딕" w:cs="맑은 고딕" w:eastAsia="맑은 고딕" w:hAnsi="맑은 고딕"/>
+          <w:b/>
+          <w:bCs/>
+          <w:sz w:val="26"/>
+          <w:szCs w:val="26"/>
+        </w:rPr>
+        <w:t xml:space="preserve">6.2 자주 하는 실수</w:t>
       </w:r>
     </w:p>
     <w:tbl>
@@ -5135,7 +6105,7 @@
           <w:sz w:val="26"/>
           <w:szCs w:val="26"/>
         </w:rPr>
-        <w:t xml:space="preserve">5.3 문의</w:t>
+        <w:t xml:space="preserve">6.3 문의</w:t>
       </w:r>
     </w:p>
     <w:p>
@@ -5436,6 +6406,18 @@
     </w:lvl>
   </w:abstractNum>
   <w:abstractNum w:abstractNumId="7" w15:restartNumberingAfterBreak="0">
+    <w:multiLevelType w:val="hybridMultilevel"/>
+    <w:lvl w:ilvl="0" w15:tentative="1">
+      <w:start w:val="1"/>
+      <w:numFmt w:val="decimal"/>
+      <w:lvlText w:val="%1."/>
+      <w:lvlJc w:val="start"/>
+      <w:pPr>
+        <w:ind w:left="360" w:hanging="260"/>
+      </w:pPr>
+    </w:lvl>
+  </w:abstractNum>
+  <w:abstractNum w:abstractNumId="8" w15:restartNumberingAfterBreak="0">
     <w:multiLevelType w:val="hybridMultilevel"/>
     <w:lvl w:ilvl="0" w15:tentative="1">
       <w:start w:val="1"/>
@@ -5485,6 +6467,12 @@
   </w:num>
   <w:num w:numId="7">
     <w:abstractNumId w:val="7"/>
+    <w:lvlOverride w:ilvl="0">
+      <w:startOverride w:val="1"/>
+    </w:lvlOverride>
+  </w:num>
+  <w:num w:numId="8">
+    <w:abstractNumId w:val="8"/>
     <w:lvlOverride w:ilvl="0">
       <w:startOverride w:val="1"/>
     </w:lvlOverride>
